--- a/fra/docx/27.content.docx
+++ b/fra/docx/27.content.docx
@@ -19,7 +19,7 @@
         <w:rPr>
           <w:lang w:val="fr_FR" w:bidi="fr_FR"/>
         </w:rPr>
-        <w:t>Resource: Notes d'étude - Introductions aux livres (Tyndale)</w:t>
+        <w:t>Resource: Tyndale Open Study Notes</w:t>
       </w:r>
       <w:r>
         <w:rPr>
@@ -112,7 +112,7 @@
         <w:rPr>
           <w:lang w:val="fr_FR" w:bidi="fr_FR"/>
         </w:rPr>
-        <w:t>Notes d'étude - Introductions aux livres (Tyndale)</w:t>
+        <w:t>Tyndale Open Study Notes</w:t>
       </w:r>
     </w:p>
     <w:p>

--- a/fra/docx/27.content.docx
+++ b/fra/docx/27.content.docx
@@ -19,7 +19,7 @@
         <w:rPr>
           <w:lang w:val="fr_FR" w:bidi="fr_FR"/>
         </w:rPr>
-        <w:t>Resource: Tyndale Open Study Notes</w:t>
+        <w:t>Resource: Aquifer Open Study Notes (Book Intros)</w:t>
       </w:r>
       <w:r>
         <w:rPr>
@@ -112,7 +112,7 @@
         <w:rPr>
           <w:lang w:val="fr_FR" w:bidi="fr_FR"/>
         </w:rPr>
-        <w:t>Tyndale Open Study Notes</w:t>
+        <w:t>Aquifer Open Study Notes (Book Intros)</w:t>
       </w:r>
     </w:p>
     <w:p>

--- a/fra/docx/27.content.docx
+++ b/fra/docx/27.content.docx
@@ -258,144 +258,96 @@
         </w:rPr>
         <w:t>En 605 av. J.-C., Nebucadnetsar II de Babylone (605–562 av. J.-C.) attaque Jérusalem et ramène des captifs israélites à Babylone, y compris certains des jeunes hommes de la famille royale de Juda (</w:t>
       </w:r>
-      <w:hyperlink r:id="rId13">
-        <w:r>
-          <w:rPr>
-            <w:lang w:val="fr_FR" w:bidi="fr_FR"/>
-          </w:rPr>
-          <w:rPr>
-            <w:color w:val="0000EE"/>
-            <w:u w:val="single"/>
-          </w:rPr>
-          <w:t>1.1–4</w:t>
-        </w:r>
-      </w:hyperlink>
+      <w:r>
+        <w:rPr>
+          <w:lang w:val="fr_FR" w:bidi="fr_FR"/>
+        </w:rPr>
+        <w:t>1.1–4</w:t>
+      </w:r>
       <w:r>
         <w:rPr>
           <w:lang w:val="fr_FR" w:bidi="fr_FR"/>
         </w:rPr>
         <w:t>). Dans cet événement historique, Dieu commence à envoyer son peuple en exil comme il l'en avait averti. Les Israélites lui avaient été infidèles en brisant son alliance (</w:t>
       </w:r>
-      <w:hyperlink r:id="rId14">
-        <w:r>
-          <w:rPr>
-            <w:lang w:val="fr_FR" w:bidi="fr_FR"/>
-          </w:rPr>
-          <w:rPr>
-            <w:color w:val="0000EE"/>
-            <w:u w:val="single"/>
-          </w:rPr>
-          <w:t>Dt 28.36</w:t>
-        </w:r>
-      </w:hyperlink>
+      <w:r>
+        <w:rPr>
+          <w:lang w:val="fr_FR" w:bidi="fr_FR"/>
+        </w:rPr>
+        <w:t>Dt 28.36</w:t>
+      </w:r>
       <w:r>
         <w:rPr>
           <w:lang w:val="fr_FR" w:bidi="fr_FR"/>
         </w:rPr>
         <w:t xml:space="preserve">, </w:t>
       </w:r>
-      <w:hyperlink r:id="rId15">
-        <w:r>
-          <w:rPr>
-            <w:lang w:val="fr_FR" w:bidi="fr_FR"/>
-          </w:rPr>
-          <w:rPr>
-            <w:color w:val="0000EE"/>
-            <w:u w:val="single"/>
-          </w:rPr>
-          <w:t>64</w:t>
-        </w:r>
-      </w:hyperlink>
+      <w:r>
+        <w:rPr>
+          <w:lang w:val="fr_FR" w:bidi="fr_FR"/>
+        </w:rPr>
+        <w:t>64</w:t>
+      </w:r>
       <w:r>
         <w:rPr>
           <w:lang w:val="fr_FR" w:bidi="fr_FR"/>
         </w:rPr>
         <w:t xml:space="preserve"> ; </w:t>
       </w:r>
-      <w:hyperlink r:id="rId16">
-        <w:r>
-          <w:rPr>
-            <w:lang w:val="fr_FR" w:bidi="fr_FR"/>
-          </w:rPr>
-          <w:rPr>
-            <w:color w:val="0000EE"/>
-            <w:u w:val="single"/>
-          </w:rPr>
-          <w:t>Jr 11.1–17</w:t>
-        </w:r>
-      </w:hyperlink>
+      <w:r>
+        <w:rPr>
+          <w:lang w:val="fr_FR" w:bidi="fr_FR"/>
+        </w:rPr>
+        <w:t>Jr 11.1–17</w:t>
+      </w:r>
       <w:r>
         <w:rPr>
           <w:lang w:val="fr_FR" w:bidi="fr_FR"/>
         </w:rPr>
         <w:t xml:space="preserve"> ; </w:t>
       </w:r>
-      <w:hyperlink r:id="rId17">
-        <w:r>
-          <w:rPr>
-            <w:lang w:val="fr_FR" w:bidi="fr_FR"/>
-          </w:rPr>
-          <w:rPr>
-            <w:color w:val="0000EE"/>
-            <w:u w:val="single"/>
-          </w:rPr>
-          <w:t>25.11–12</w:t>
-        </w:r>
-      </w:hyperlink>
+      <w:r>
+        <w:rPr>
+          <w:lang w:val="fr_FR" w:bidi="fr_FR"/>
+        </w:rPr>
+        <w:t>25.11–12</w:t>
+      </w:r>
       <w:r>
         <w:rPr>
           <w:lang w:val="fr_FR" w:bidi="fr_FR"/>
         </w:rPr>
         <w:t xml:space="preserve"> ; </w:t>
       </w:r>
-      <w:hyperlink r:id="rId18">
-        <w:r>
-          <w:rPr>
-            <w:lang w:val="fr_FR" w:bidi="fr_FR"/>
-          </w:rPr>
-          <w:rPr>
-            <w:color w:val="0000EE"/>
-            <w:u w:val="single"/>
-          </w:rPr>
-          <w:t>29.10–11</w:t>
-        </w:r>
-      </w:hyperlink>
+      <w:r>
+        <w:rPr>
+          <w:lang w:val="fr_FR" w:bidi="fr_FR"/>
+        </w:rPr>
+        <w:t>29.10–11</w:t>
+      </w:r>
       <w:r>
         <w:rPr>
           <w:lang w:val="fr_FR" w:bidi="fr_FR"/>
         </w:rPr>
         <w:t>). Par l'intermédiaire du puissant roi Nebucadnetsar, Dieu juge son peuple Israël (</w:t>
       </w:r>
-      <w:hyperlink r:id="rId19">
-        <w:r>
-          <w:rPr>
-            <w:lang w:val="fr_FR" w:bidi="fr_FR"/>
-          </w:rPr>
-          <w:rPr>
-            <w:color w:val="0000EE"/>
-            <w:u w:val="single"/>
-          </w:rPr>
-          <w:t>Jr 25.9</w:t>
-        </w:r>
-      </w:hyperlink>
+      <w:r>
+        <w:rPr>
+          <w:lang w:val="fr_FR" w:bidi="fr_FR"/>
+        </w:rPr>
+        <w:t>Jr 25.9</w:t>
+      </w:r>
       <w:r>
         <w:rPr>
           <w:lang w:val="fr_FR" w:bidi="fr_FR"/>
         </w:rPr>
         <w:t xml:space="preserve">). Pendant ce temps, Daniel et ses amis commencent un processus d'enculturation ordonné par ce roi qui menace de les absorber dans un mode de vie païen, tout en neutralisant efficacement leur identité en tant que peuple saint du Seigneur (voir </w:t>
       </w:r>
-      <w:hyperlink r:id="rId20">
-        <w:r>
-          <w:rPr>
-            <w:lang w:val="fr_FR" w:bidi="fr_FR"/>
-          </w:rPr>
-          <w:rPr>
-            <w:color w:val="0000EE"/>
-            <w:u w:val="single"/>
-          </w:rPr>
-          <w:t>Ex 19.5–6</w:t>
-        </w:r>
-      </w:hyperlink>
+      <w:r>
+        <w:rPr>
+          <w:lang w:val="fr_FR" w:bidi="fr_FR"/>
+        </w:rPr>
+        <w:t>Ex 19.5–6</w:t>
+      </w:r>
       <w:r>
         <w:rPr>
           <w:lang w:val="fr_FR" w:bidi="fr_FR"/>
@@ -416,36 +368,24 @@
         </w:rPr>
         <w:t xml:space="preserve">Pendant ce temps, la dévastation de Juda et de Jérusalem par les Babyloniens se poursuit. En 597 av. J.-C., d'autres Israélites sont emmenés à Babylone et en 586 J.-C., Jérusalem est détruite. Après 586 av. J.-C., Juda n'est plus une nation ; le peuple de Dieu est totalement impuissant et sans espoir. À ce stade de son existence, il devient la queue des nations, et non leur chef (voir </w:t>
       </w:r>
-      <w:hyperlink r:id="rId21">
-        <w:r>
-          <w:rPr>
-            <w:lang w:val="fr_FR" w:bidi="fr_FR"/>
-          </w:rPr>
-          <w:rPr>
-            <w:color w:val="0000EE"/>
-            <w:u w:val="single"/>
-          </w:rPr>
-          <w:t>Dt 28.13</w:t>
-        </w:r>
-      </w:hyperlink>
+      <w:r>
+        <w:rPr>
+          <w:lang w:val="fr_FR" w:bidi="fr_FR"/>
+        </w:rPr>
+        <w:t>Dt 28.13</w:t>
+      </w:r>
       <w:r>
         <w:rPr>
           <w:lang w:val="fr_FR" w:bidi="fr_FR"/>
         </w:rPr>
         <w:t xml:space="preserve">, </w:t>
       </w:r>
-      <w:hyperlink r:id="rId22">
-        <w:r>
-          <w:rPr>
-            <w:lang w:val="fr_FR" w:bidi="fr_FR"/>
-          </w:rPr>
-          <w:rPr>
-            <w:color w:val="0000EE"/>
-            <w:u w:val="single"/>
-          </w:rPr>
-          <w:t>44</w:t>
-        </w:r>
-      </w:hyperlink>
+      <w:r>
+        <w:rPr>
+          <w:lang w:val="fr_FR" w:bidi="fr_FR"/>
+        </w:rPr>
+        <w:t>44</w:t>
+      </w:r>
       <w:r>
         <w:rPr>
           <w:lang w:val="fr_FR" w:bidi="fr_FR"/>
@@ -466,54 +406,36 @@
         </w:rPr>
         <w:t>La promesse que les descendants d'Abraham seraient une bénédiction pour toutes les nations semble irrémédiablement caduque (</w:t>
       </w:r>
-      <w:hyperlink r:id="rId23">
-        <w:r>
-          <w:rPr>
-            <w:lang w:val="fr_FR" w:bidi="fr_FR"/>
-          </w:rPr>
-          <w:rPr>
-            <w:color w:val="0000EE"/>
-            <w:u w:val="single"/>
-          </w:rPr>
-          <w:t>Gn 12.1–3</w:t>
-        </w:r>
-      </w:hyperlink>
+      <w:r>
+        <w:rPr>
+          <w:lang w:val="fr_FR" w:bidi="fr_FR"/>
+        </w:rPr>
+        <w:t>Gn 12.1–3</w:t>
+      </w:r>
       <w:r>
         <w:rPr>
           <w:lang w:val="fr_FR" w:bidi="fr_FR"/>
         </w:rPr>
         <w:t>). Les grandes superpuissances païennes du Proche-Orient ancient, d'abord l'Assyrie, puis Babylone, règnent alors sur le monde. Qu'arrivera-t-il à Israël en exil ? Que deviendront les promesses de Dieu à Abraham, à Isaac, à Jacob, à Moïse (</w:t>
       </w:r>
-      <w:hyperlink r:id="rId24">
-        <w:r>
-          <w:rPr>
-            <w:lang w:val="fr_FR" w:bidi="fr_FR"/>
-          </w:rPr>
-          <w:rPr>
-            <w:color w:val="0000EE"/>
-            <w:u w:val="single"/>
-          </w:rPr>
-          <w:t>Ex 19–20</w:t>
-        </w:r>
-      </w:hyperlink>
+      <w:r>
+        <w:rPr>
+          <w:lang w:val="fr_FR" w:bidi="fr_FR"/>
+        </w:rPr>
+        <w:t>Ex 19–20</w:t>
+      </w:r>
       <w:r>
         <w:rPr>
           <w:lang w:val="fr_FR" w:bidi="fr_FR"/>
         </w:rPr>
         <w:t>) et à David (</w:t>
       </w:r>
-      <w:hyperlink r:id="rId25">
-        <w:r>
-          <w:rPr>
-            <w:lang w:val="fr_FR" w:bidi="fr_FR"/>
-          </w:rPr>
-          <w:rPr>
-            <w:color w:val="0000EE"/>
-            <w:u w:val="single"/>
-          </w:rPr>
-          <w:t>2S 7.1–29</w:t>
-        </w:r>
-      </w:hyperlink>
+      <w:r>
+        <w:rPr>
+          <w:lang w:val="fr_FR" w:bidi="fr_FR"/>
+        </w:rPr>
+        <w:t>2S 7.1–29</w:t>
+      </w:r>
       <w:r>
         <w:rPr>
           <w:lang w:val="fr_FR" w:bidi="fr_FR"/>
@@ -534,18 +456,12 @@
         </w:rPr>
         <w:t>Daniel maintient son intégrité, honore son peuple et glorifie son Dieu durant les règnes de plusieurs rois babyloniens jusqu'à la fin de l'exil à Babylone. Alors que son peuple endure la « mort de l'exil » (</w:t>
       </w:r>
-      <w:hyperlink r:id="rId26">
-        <w:r>
-          <w:rPr>
-            <w:lang w:val="fr_FR" w:bidi="fr_FR"/>
-          </w:rPr>
-          <w:rPr>
-            <w:color w:val="0000EE"/>
-            <w:u w:val="single"/>
-          </w:rPr>
-          <w:t>Ez 37</w:t>
-        </w:r>
-      </w:hyperlink>
+      <w:r>
+        <w:rPr>
+          <w:lang w:val="fr_FR" w:bidi="fr_FR"/>
+        </w:rPr>
+        <w:t>Ez 37</w:t>
+      </w:r>
       <w:r>
         <w:rPr>
           <w:lang w:val="fr_FR" w:bidi="fr_FR"/>
@@ -566,90 +482,60 @@
         </w:rPr>
         <w:t>En 539 av. J.-C., Cyrus de Perse bouleverse le monde en envahissant Babylone, pénétrant dans la capitale et la soumettant ainsi que son souverain blasphème, Belschatsar, comme prédit par le prophète Ésaïe (</w:t>
       </w:r>
-      <w:hyperlink r:id="rId27">
-        <w:r>
-          <w:rPr>
-            <w:lang w:val="fr_FR" w:bidi="fr_FR"/>
-          </w:rPr>
-          <w:rPr>
-            <w:color w:val="0000EE"/>
-            <w:u w:val="single"/>
-          </w:rPr>
-          <w:t>Es 44.26–45.7</w:t>
-        </w:r>
-      </w:hyperlink>
+      <w:r>
+        <w:rPr>
+          <w:lang w:val="fr_FR" w:bidi="fr_FR"/>
+        </w:rPr>
+        <w:t>Es 44.26–45.7</w:t>
+      </w:r>
       <w:r>
         <w:rPr>
           <w:lang w:val="fr_FR" w:bidi="fr_FR"/>
         </w:rPr>
         <w:t xml:space="preserve">). Daniel est témoin du décret selon lequel les peuples captifs peuvent retourner chez eux (voir </w:t>
       </w:r>
-      <w:hyperlink r:id="rId28">
-        <w:r>
-          <w:rPr>
-            <w:lang w:val="fr_FR" w:bidi="fr_FR"/>
-          </w:rPr>
-          <w:rPr>
-            <w:color w:val="0000EE"/>
-            <w:u w:val="single"/>
-          </w:rPr>
-          <w:t>Esd 1.2–4</w:t>
-        </w:r>
-      </w:hyperlink>
+      <w:r>
+        <w:rPr>
+          <w:lang w:val="fr_FR" w:bidi="fr_FR"/>
+        </w:rPr>
+        <w:t>Esd 1.2–4</w:t>
+      </w:r>
       <w:r>
         <w:rPr>
           <w:lang w:val="fr_FR" w:bidi="fr_FR"/>
         </w:rPr>
         <w:t>). Ainsi la prophétie de Jérémie s'accomplit-elle (</w:t>
       </w:r>
-      <w:hyperlink r:id="rId17">
-        <w:r>
-          <w:rPr>
-            <w:lang w:val="fr_FR" w:bidi="fr_FR"/>
-          </w:rPr>
-          <w:rPr>
-            <w:color w:val="0000EE"/>
-            <w:u w:val="single"/>
-          </w:rPr>
-          <w:t>Jr 25.11–12</w:t>
-        </w:r>
-      </w:hyperlink>
+      <w:r>
+        <w:rPr>
+          <w:lang w:val="fr_FR" w:bidi="fr_FR"/>
+        </w:rPr>
+        <w:t>Jr 25.11–12</w:t>
+      </w:r>
       <w:r>
         <w:rPr>
           <w:lang w:val="fr_FR" w:bidi="fr_FR"/>
         </w:rPr>
         <w:t xml:space="preserve"> ; </w:t>
       </w:r>
-      <w:hyperlink r:id="rId18">
-        <w:r>
-          <w:rPr>
-            <w:lang w:val="fr_FR" w:bidi="fr_FR"/>
-          </w:rPr>
-          <w:rPr>
-            <w:color w:val="0000EE"/>
-            <w:u w:val="single"/>
-          </w:rPr>
-          <w:t>29.10–11</w:t>
-        </w:r>
-      </w:hyperlink>
+      <w:r>
+        <w:rPr>
+          <w:lang w:val="fr_FR" w:bidi="fr_FR"/>
+        </w:rPr>
+        <w:t>29.10–11</w:t>
+      </w:r>
       <w:r>
         <w:rPr>
           <w:lang w:val="fr_FR" w:bidi="fr_FR"/>
         </w:rPr>
         <w:t>) et la prière de Daniel plus tôt la même année reçoit-elle une réponse (</w:t>
       </w:r>
-      <w:hyperlink r:id="rId29">
-        <w:r>
-          <w:rPr>
-            <w:lang w:val="fr_FR" w:bidi="fr_FR"/>
-          </w:rPr>
-          <w:rPr>
-            <w:color w:val="0000EE"/>
-            <w:u w:val="single"/>
-          </w:rPr>
-          <w:t>Dn 9.1–19</w:t>
-        </w:r>
-      </w:hyperlink>
+      <w:r>
+        <w:rPr>
+          <w:lang w:val="fr_FR" w:bidi="fr_FR"/>
+        </w:rPr>
+        <w:t>Dn 9.1–19</w:t>
+      </w:r>
       <w:r>
         <w:rPr>
           <w:lang w:val="fr_FR" w:bidi="fr_FR"/>
@@ -695,126 +581,84 @@
         </w:rPr>
         <w:t xml:space="preserve">Le livre de Daniel couvre la période allant de 605 av. J.-C. à environ 535 av. J.-C. </w:t>
       </w:r>
-      <w:hyperlink r:id="rId30">
-        <w:r>
-          <w:rPr>
-            <w:lang w:val="fr_FR" w:bidi="fr_FR"/>
-          </w:rPr>
-          <w:rPr>
-            <w:color w:val="0000EE"/>
-            <w:u w:val="single"/>
-          </w:rPr>
-          <w:t>Les chapitres 1 à 6</w:t>
-        </w:r>
-      </w:hyperlink>
+      <w:r>
+        <w:rPr>
+          <w:lang w:val="fr_FR" w:bidi="fr_FR"/>
+        </w:rPr>
+        <w:t>Les chapitres 1 à 6</w:t>
+      </w:r>
       <w:r>
         <w:rPr>
           <w:lang w:val="fr_FR" w:bidi="fr_FR"/>
         </w:rPr>
         <w:t xml:space="preserve"> présentent des événements et des histoires démontrant la fidélité de Dieu à Daniel et à ses amis, alors qu'eux-mêmes lui restent fidèles ainsi qu'à sa loi. Trois fois, les captifs hébreux doivent faire face à des décrets royaux qui vont à l'encontre de la loi de Dieu (</w:t>
       </w:r>
-      <w:hyperlink r:id="rId31">
-        <w:r>
-          <w:rPr>
-            <w:lang w:val="fr_FR" w:bidi="fr_FR"/>
-          </w:rPr>
-          <w:rPr>
-            <w:color w:val="0000EE"/>
-            <w:u w:val="single"/>
-          </w:rPr>
-          <w:t>chap. 1</w:t>
-        </w:r>
-      </w:hyperlink>
+      <w:r>
+        <w:rPr>
+          <w:lang w:val="fr_FR" w:bidi="fr_FR"/>
+        </w:rPr>
+        <w:t>chap. 1</w:t>
+      </w:r>
       <w:r>
         <w:rPr>
           <w:lang w:val="fr_FR" w:bidi="fr_FR"/>
         </w:rPr>
         <w:t xml:space="preserve">, </w:t>
       </w:r>
-      <w:hyperlink r:id="rId32">
-        <w:r>
-          <w:rPr>
-            <w:lang w:val="fr_FR" w:bidi="fr_FR"/>
-          </w:rPr>
-          <w:rPr>
-            <w:color w:val="0000EE"/>
-            <w:u w:val="single"/>
-          </w:rPr>
-          <w:t>3</w:t>
-        </w:r>
-      </w:hyperlink>
+      <w:r>
+        <w:rPr>
+          <w:lang w:val="fr_FR" w:bidi="fr_FR"/>
+        </w:rPr>
+        <w:t>3</w:t>
+      </w:r>
       <w:r>
         <w:rPr>
           <w:lang w:val="fr_FR" w:bidi="fr_FR"/>
         </w:rPr>
         <w:t xml:space="preserve">, </w:t>
       </w:r>
-      <w:hyperlink r:id="rId33">
-        <w:r>
-          <w:rPr>
-            <w:lang w:val="fr_FR" w:bidi="fr_FR"/>
-          </w:rPr>
-          <w:rPr>
-            <w:color w:val="0000EE"/>
-            <w:u w:val="single"/>
-          </w:rPr>
-          <w:t>6</w:t>
-        </w:r>
-      </w:hyperlink>
+      <w:r>
+        <w:rPr>
+          <w:lang w:val="fr_FR" w:bidi="fr_FR"/>
+        </w:rPr>
+        <w:t>6</w:t>
+      </w:r>
       <w:r>
         <w:rPr>
           <w:lang w:val="fr_FR" w:bidi="fr_FR"/>
         </w:rPr>
         <w:t>) ; à chaque fois, ils font preuve de sagesse dans leur obéissance à Dieu, et il les protège du mal. Trois fois, Dieu parle par l'intermédiaire de Daniel afin qu'il interprète les révélations divines données aux rois païens (</w:t>
       </w:r>
-      <w:hyperlink r:id="rId34">
-        <w:r>
-          <w:rPr>
-            <w:lang w:val="fr_FR" w:bidi="fr_FR"/>
-          </w:rPr>
-          <w:rPr>
-            <w:color w:val="0000EE"/>
-            <w:u w:val="single"/>
-          </w:rPr>
-          <w:t>chap. 2</w:t>
-        </w:r>
-      </w:hyperlink>
+      <w:r>
+        <w:rPr>
+          <w:lang w:val="fr_FR" w:bidi="fr_FR"/>
+        </w:rPr>
+        <w:t>chap. 2</w:t>
+      </w:r>
       <w:r>
         <w:rPr>
           <w:lang w:val="fr_FR" w:bidi="fr_FR"/>
         </w:rPr>
         <w:t xml:space="preserve">, </w:t>
       </w:r>
-      <w:hyperlink r:id="rId35">
-        <w:r>
-          <w:rPr>
-            <w:lang w:val="fr_FR" w:bidi="fr_FR"/>
-          </w:rPr>
-          <w:rPr>
-            <w:color w:val="0000EE"/>
-            <w:u w:val="single"/>
-          </w:rPr>
-          <w:t>4</w:t>
-        </w:r>
-      </w:hyperlink>
+      <w:r>
+        <w:rPr>
+          <w:lang w:val="fr_FR" w:bidi="fr_FR"/>
+        </w:rPr>
+        <w:t>4</w:t>
+      </w:r>
       <w:r>
         <w:rPr>
           <w:lang w:val="fr_FR" w:bidi="fr_FR"/>
         </w:rPr>
         <w:t xml:space="preserve">, </w:t>
       </w:r>
-      <w:hyperlink r:id="rId36">
-        <w:r>
-          <w:rPr>
-            <w:lang w:val="fr_FR" w:bidi="fr_FR"/>
-          </w:rPr>
-          <w:rPr>
-            <w:color w:val="0000EE"/>
-            <w:u w:val="single"/>
-          </w:rPr>
-          <w:t>5</w:t>
-        </w:r>
-      </w:hyperlink>
+      <w:r>
+        <w:rPr>
+          <w:lang w:val="fr_FR" w:bidi="fr_FR"/>
+        </w:rPr>
+        <w:t>5</w:t>
+      </w:r>
       <w:r>
         <w:rPr>
           <w:lang w:val="fr_FR" w:bidi="fr_FR"/>
@@ -835,108 +679,72 @@
         </w:rPr>
         <w:t xml:space="preserve">Dans </w:t>
       </w:r>
-      <w:hyperlink r:id="rId37">
-        <w:r>
-          <w:rPr>
-            <w:lang w:val="fr_FR" w:bidi="fr_FR"/>
-          </w:rPr>
-          <w:rPr>
-            <w:color w:val="0000EE"/>
-            <w:u w:val="single"/>
-          </w:rPr>
-          <w:t>les chapitres 7–12</w:t>
-        </w:r>
-      </w:hyperlink>
+      <w:r>
+        <w:rPr>
+          <w:lang w:val="fr_FR" w:bidi="fr_FR"/>
+        </w:rPr>
+        <w:t>les chapitres 7–12</w:t>
+      </w:r>
       <w:r>
         <w:rPr>
           <w:lang w:val="fr_FR" w:bidi="fr_FR"/>
         </w:rPr>
         <w:t xml:space="preserve">, l'accent est mis sur la souveraineté de Dieu sur le cours de l'Histoire. </w:t>
       </w:r>
-      <w:hyperlink r:id="rId38">
-        <w:r>
-          <w:rPr>
-            <w:lang w:val="fr_FR" w:bidi="fr_FR"/>
-          </w:rPr>
-          <w:rPr>
-            <w:color w:val="0000EE"/>
-            <w:u w:val="single"/>
-          </w:rPr>
-          <w:t>Le chapitre 7</w:t>
-        </w:r>
-      </w:hyperlink>
+      <w:r>
+        <w:rPr>
+          <w:lang w:val="fr_FR" w:bidi="fr_FR"/>
+        </w:rPr>
+        <w:t>Le chapitre 7</w:t>
+      </w:r>
       <w:r>
         <w:rPr>
           <w:lang w:val="fr_FR" w:bidi="fr_FR"/>
         </w:rPr>
         <w:t xml:space="preserve"> utilise le symbolisme animalier pour relater l'histoire également rapportée au </w:t>
       </w:r>
-      <w:hyperlink r:id="rId34">
-        <w:r>
-          <w:rPr>
-            <w:lang w:val="fr_FR" w:bidi="fr_FR"/>
-          </w:rPr>
-          <w:rPr>
-            <w:color w:val="0000EE"/>
-            <w:u w:val="single"/>
-          </w:rPr>
-          <w:t>chapitre 2</w:t>
-        </w:r>
-      </w:hyperlink>
+      <w:r>
+        <w:rPr>
+          <w:lang w:val="fr_FR" w:bidi="fr_FR"/>
+        </w:rPr>
+        <w:t>chapitre 2</w:t>
+      </w:r>
       <w:r>
         <w:rPr>
           <w:lang w:val="fr_FR" w:bidi="fr_FR"/>
         </w:rPr>
         <w:t xml:space="preserve"> : l'histoire du monde aboutira à l'établissement du royaume de Dieu, mais seulement après une opposition farouche à celui-ci et à ses objectifs. Le chapitre 8 souligne les rôles de la Perse et de la Grèce, aboutissant aux actes d'un dirigeant impie qui s'oppose au peuple de Dieu. Le chapitre 9 présente la merveilleuse prière de Daniel, inspirée par la prophétie de Jérémie sur les soixante-dix ans de servitude (</w:t>
       </w:r>
-      <w:hyperlink r:id="rId39">
-        <w:r>
-          <w:rPr>
-            <w:lang w:val="fr_FR" w:bidi="fr_FR"/>
-          </w:rPr>
-          <w:rPr>
-            <w:color w:val="0000EE"/>
-            <w:u w:val="single"/>
-          </w:rPr>
-          <w:t>9.1–2</w:t>
-        </w:r>
-      </w:hyperlink>
+      <w:r>
+        <w:rPr>
+          <w:lang w:val="fr_FR" w:bidi="fr_FR"/>
+        </w:rPr>
+        <w:t>9.1–2</w:t>
+      </w:r>
       <w:r>
         <w:rPr>
           <w:lang w:val="fr_FR" w:bidi="fr_FR"/>
         </w:rPr>
         <w:t xml:space="preserve">). La prière touche le cœur de Dieu et aide à mettre fin à l'exil. À la suite de cette prière, l'ange Gabriel est envoyé à Daniel pour lui révéler les soixante-dix séries de sept à venir, représentant un aperçu du plan divin visant à établir son peuple et à faire face à ceux qui l'oppriment. Dans </w:t>
       </w:r>
-      <w:hyperlink r:id="rId40">
-        <w:r>
-          <w:rPr>
-            <w:lang w:val="fr_FR" w:bidi="fr_FR"/>
-          </w:rPr>
-          <w:rPr>
-            <w:color w:val="0000EE"/>
-            <w:u w:val="single"/>
-          </w:rPr>
-          <w:t>les chapitres 10 à 12</w:t>
-        </w:r>
-      </w:hyperlink>
+      <w:r>
+        <w:rPr>
+          <w:lang w:val="fr_FR" w:bidi="fr_FR"/>
+        </w:rPr>
+        <w:t>les chapitres 10 à 12</w:t>
+      </w:r>
       <w:r>
         <w:rPr>
           <w:lang w:val="fr_FR" w:bidi="fr_FR"/>
         </w:rPr>
         <w:t>, le livre se termine par une vision finale décrivant l'histoire de la troisième année de Cyrus (536 av. J.-C.), jusqu'à l'époque de la Grèce et de Rome, puis jusqu'à la résurrection. Daniel est fidèle à son appel, et Dieu lui promet qu'il sera ressuscité à la fin (</w:t>
       </w:r>
-      <w:hyperlink r:id="rId41">
-        <w:r>
-          <w:rPr>
-            <w:lang w:val="fr_FR" w:bidi="fr_FR"/>
-          </w:rPr>
-          <w:rPr>
-            <w:color w:val="0000EE"/>
-            <w:u w:val="single"/>
-          </w:rPr>
-          <w:t>12.13</w:t>
-        </w:r>
-      </w:hyperlink>
+      <w:r>
+        <w:rPr>
+          <w:lang w:val="fr_FR" w:bidi="fr_FR"/>
+        </w:rPr>
+        <w:t>12.13</w:t>
+      </w:r>
       <w:r>
         <w:rPr>
           <w:lang w:val="fr_FR" w:bidi="fr_FR"/>
@@ -968,108 +776,72 @@
         </w:rPr>
         <w:t>Un débat sans fin continue de prendre place parmi les érudits concernant la date à laquelle le livre de Daniel a reçu sa forme définitive. La plupart des érudits conservateurs affirment que Daniel a écrit le livre qui porte son nom à la fin des années 500 av. J.-C. Le livre affirme être une prophétie prédictive (</w:t>
       </w:r>
-      <w:hyperlink r:id="rId42">
-        <w:r>
-          <w:rPr>
-            <w:lang w:val="fr_FR" w:bidi="fr_FR"/>
-          </w:rPr>
-          <w:rPr>
-            <w:color w:val="0000EE"/>
-            <w:u w:val="single"/>
-          </w:rPr>
-          <w:t>2.29–31</w:t>
-        </w:r>
-      </w:hyperlink>
+      <w:r>
+        <w:rPr>
+          <w:lang w:val="fr_FR" w:bidi="fr_FR"/>
+        </w:rPr>
+        <w:t>2.29–31</w:t>
+      </w:r>
       <w:r>
         <w:rPr>
           <w:lang w:val="fr_FR" w:bidi="fr_FR"/>
         </w:rPr>
         <w:t xml:space="preserve"> ; </w:t>
       </w:r>
-      <w:hyperlink r:id="rId43">
-        <w:r>
-          <w:rPr>
-            <w:lang w:val="fr_FR" w:bidi="fr_FR"/>
-          </w:rPr>
-          <w:rPr>
-            <w:color w:val="0000EE"/>
-            <w:u w:val="single"/>
-          </w:rPr>
-          <w:t>4.24</w:t>
-        </w:r>
-      </w:hyperlink>
+      <w:r>
+        <w:rPr>
+          <w:lang w:val="fr_FR" w:bidi="fr_FR"/>
+        </w:rPr>
+        <w:t>4.24</w:t>
+      </w:r>
       <w:r>
         <w:rPr>
           <w:lang w:val="fr_FR" w:bidi="fr_FR"/>
         </w:rPr>
         <w:t xml:space="preserve"> ; </w:t>
       </w:r>
-      <w:hyperlink r:id="rId37">
-        <w:r>
-          <w:rPr>
-            <w:lang w:val="fr_FR" w:bidi="fr_FR"/>
-          </w:rPr>
-          <w:rPr>
-            <w:color w:val="0000EE"/>
-            <w:u w:val="single"/>
-          </w:rPr>
-          <w:t>7.1–12.13</w:t>
-        </w:r>
-      </w:hyperlink>
+      <w:r>
+        <w:rPr>
+          <w:lang w:val="fr_FR" w:bidi="fr_FR"/>
+        </w:rPr>
+        <w:t>7.1–12.13</w:t>
+      </w:r>
       <w:r>
         <w:rPr>
           <w:lang w:val="fr_FR" w:bidi="fr_FR"/>
         </w:rPr>
         <w:t>), et l'auteur situe Daniel dans les années 500 (</w:t>
       </w:r>
-      <w:hyperlink r:id="rId44">
-        <w:r>
-          <w:rPr>
-            <w:lang w:val="fr_FR" w:bidi="fr_FR"/>
-          </w:rPr>
-          <w:rPr>
-            <w:color w:val="0000EE"/>
-            <w:u w:val="single"/>
-          </w:rPr>
-          <w:t>2.1</w:t>
-        </w:r>
-      </w:hyperlink>
+      <w:r>
+        <w:rPr>
+          <w:lang w:val="fr_FR" w:bidi="fr_FR"/>
+        </w:rPr>
+        <w:t>2.1</w:t>
+      </w:r>
       <w:r>
         <w:rPr>
           <w:lang w:val="fr_FR" w:bidi="fr_FR"/>
         </w:rPr>
         <w:t xml:space="preserve"> ; </w:t>
       </w:r>
-      <w:hyperlink r:id="rId45">
-        <w:r>
-          <w:rPr>
-            <w:lang w:val="fr_FR" w:bidi="fr_FR"/>
-          </w:rPr>
-          <w:rPr>
-            <w:color w:val="0000EE"/>
-            <w:u w:val="single"/>
-          </w:rPr>
-          <w:t>5.1</w:t>
-        </w:r>
-      </w:hyperlink>
+      <w:r>
+        <w:rPr>
+          <w:lang w:val="fr_FR" w:bidi="fr_FR"/>
+        </w:rPr>
+        <w:t>5.1</w:t>
+      </w:r>
       <w:r>
         <w:rPr>
           <w:lang w:val="fr_FR" w:bidi="fr_FR"/>
         </w:rPr>
         <w:t xml:space="preserve"> ; </w:t>
       </w:r>
-      <w:hyperlink r:id="rId46">
-        <w:r>
-          <w:rPr>
-            <w:lang w:val="fr_FR" w:bidi="fr_FR"/>
-          </w:rPr>
-          <w:rPr>
-            <w:color w:val="0000EE"/>
-            <w:u w:val="single"/>
-          </w:rPr>
-          <w:t>10.1</w:t>
-        </w:r>
-      </w:hyperlink>
+      <w:r>
+        <w:rPr>
+          <w:lang w:val="fr_FR" w:bidi="fr_FR"/>
+        </w:rPr>
+        <w:t>10.1</w:t>
+      </w:r>
       <w:r>
         <w:rPr>
           <w:lang w:val="fr_FR" w:bidi="fr_FR"/>
@@ -1090,18 +862,12 @@
         </w:rPr>
         <w:t xml:space="preserve">D'autres érudits datent la rédaction du livre vers 164 av. J.-C., principalement parce que Daniel décrit les événements jusqu'à cette époque-là : les prédictions de </w:t>
       </w:r>
-      <w:hyperlink r:id="rId47">
-        <w:r>
-          <w:rPr>
-            <w:lang w:val="fr_FR" w:bidi="fr_FR"/>
-          </w:rPr>
-          <w:rPr>
-            <w:color w:val="0000EE"/>
-            <w:u w:val="single"/>
-          </w:rPr>
-          <w:t>11.1–35</w:t>
-        </w:r>
-      </w:hyperlink>
+      <w:r>
+        <w:rPr>
+          <w:lang w:val="fr_FR" w:bidi="fr_FR"/>
+        </w:rPr>
+        <w:t>11.1–35</w:t>
+      </w:r>
       <w:r>
         <w:rPr>
           <w:lang w:val="fr_FR" w:bidi="fr_FR"/>
@@ -1122,36 +888,24 @@
         </w:rPr>
         <w:t>Cependant, l'exclusion d'une datation « haute » du livre soulève des problèmes. Surtout, le livre dans sa forme actuelle est clairement attribué à Daniel seul ; une date tardive suppose qu'il n'aurait pas pu en être l'auteur. Si Daniel lui-même n'a pas écrit les prophéties prédictives, les affirmations du livre manquent de l'intégrité exigée de l'un des prophètes inspirés de Dieu et auraient eu du mal à être acceptées dans le canon hébreu. L'une des affirmations majeures de Daniel est que Dieu peut prédire l'avenir (</w:t>
       </w:r>
-      <w:hyperlink r:id="rId48">
-        <w:r>
-          <w:rPr>
-            <w:lang w:val="fr_FR" w:bidi="fr_FR"/>
-          </w:rPr>
-          <w:rPr>
-            <w:color w:val="0000EE"/>
-            <w:u w:val="single"/>
-          </w:rPr>
-          <w:t>2.27–29</w:t>
-        </w:r>
-      </w:hyperlink>
+      <w:r>
+        <w:rPr>
+          <w:lang w:val="fr_FR" w:bidi="fr_FR"/>
+        </w:rPr>
+        <w:t>2.27–29</w:t>
+      </w:r>
       <w:r>
         <w:rPr>
           <w:lang w:val="fr_FR" w:bidi="fr_FR"/>
         </w:rPr>
         <w:t xml:space="preserve"> ; </w:t>
       </w:r>
-      <w:hyperlink r:id="rId49">
-        <w:r>
-          <w:rPr>
-            <w:lang w:val="fr_FR" w:bidi="fr_FR"/>
-          </w:rPr>
-          <w:rPr>
-            <w:color w:val="0000EE"/>
-            <w:u w:val="single"/>
-          </w:rPr>
-          <w:t>10.21</w:t>
-        </w:r>
-      </w:hyperlink>
+      <w:r>
+        <w:rPr>
+          <w:lang w:val="fr_FR" w:bidi="fr_FR"/>
+        </w:rPr>
+        <w:t>10.21</w:t>
+      </w:r>
       <w:r>
         <w:rPr>
           <w:lang w:val="fr_FR" w:bidi="fr_FR"/>
@@ -1225,90 +979,60 @@
         </w:rPr>
         <w:t>Le livre de Daniel comme littérature sapientiale. Daniel est un livre sapiential destiné à rendre le peuple de Dieu sage par rapport aux voies de celui-ci. La personne sage est purifiée par la souffrance, cherche le chemin de la droiture et guide les autres vers ce chemin (</w:t>
       </w:r>
-      <w:hyperlink r:id="rId50">
-        <w:r>
-          <w:rPr>
-            <w:lang w:val="fr_FR" w:bidi="fr_FR"/>
-          </w:rPr>
-          <w:rPr>
-            <w:color w:val="0000EE"/>
-            <w:u w:val="single"/>
-          </w:rPr>
-          <w:t>11.33–35</w:t>
-        </w:r>
-      </w:hyperlink>
+      <w:r>
+        <w:rPr>
+          <w:lang w:val="fr_FR" w:bidi="fr_FR"/>
+        </w:rPr>
+        <w:t>11.33–35</w:t>
+      </w:r>
       <w:r>
         <w:rPr>
           <w:lang w:val="fr_FR" w:bidi="fr_FR"/>
         </w:rPr>
         <w:t xml:space="preserve"> ; </w:t>
       </w:r>
-      <w:hyperlink r:id="rId51">
-        <w:r>
-          <w:rPr>
-            <w:lang w:val="fr_FR" w:bidi="fr_FR"/>
-          </w:rPr>
-          <w:rPr>
-            <w:color w:val="0000EE"/>
-            <w:u w:val="single"/>
-          </w:rPr>
-          <w:t>12.3</w:t>
-        </w:r>
-      </w:hyperlink>
+      <w:r>
+        <w:rPr>
+          <w:lang w:val="fr_FR" w:bidi="fr_FR"/>
+        </w:rPr>
+        <w:t>12.3</w:t>
+      </w:r>
       <w:r>
         <w:rPr>
           <w:lang w:val="fr_FR" w:bidi="fr_FR"/>
         </w:rPr>
         <w:t>). La personne sage sait que le Dieu Très-Haut est le Dieu des dieux, qu'il tient l'avenir entre ses mains, et qu'il peut sauver son peuple de tout danger (</w:t>
       </w:r>
-      <w:hyperlink r:id="rId52">
-        <w:r>
-          <w:rPr>
-            <w:lang w:val="fr_FR" w:bidi="fr_FR"/>
-          </w:rPr>
-          <w:rPr>
-            <w:color w:val="0000EE"/>
-            <w:u w:val="single"/>
-          </w:rPr>
-          <w:t>3.16–18</w:t>
-        </w:r>
-      </w:hyperlink>
+      <w:r>
+        <w:rPr>
+          <w:lang w:val="fr_FR" w:bidi="fr_FR"/>
+        </w:rPr>
+        <w:t>3.16–18</w:t>
+      </w:r>
       <w:r>
         <w:rPr>
           <w:lang w:val="fr_FR" w:bidi="fr_FR"/>
         </w:rPr>
         <w:t xml:space="preserve"> ; </w:t>
       </w:r>
-      <w:hyperlink r:id="rId53">
-        <w:r>
-          <w:rPr>
-            <w:lang w:val="fr_FR" w:bidi="fr_FR"/>
-          </w:rPr>
-          <w:rPr>
-            <w:color w:val="0000EE"/>
-            <w:u w:val="single"/>
-          </w:rPr>
-          <w:t>6.21–22</w:t>
-        </w:r>
-      </w:hyperlink>
+      <w:r>
+        <w:rPr>
+          <w:lang w:val="fr_FR" w:bidi="fr_FR"/>
+        </w:rPr>
+        <w:t>6.21–22</w:t>
+      </w:r>
       <w:r>
         <w:rPr>
           <w:lang w:val="fr_FR" w:bidi="fr_FR"/>
         </w:rPr>
         <w:t xml:space="preserve"> ; </w:t>
       </w:r>
-      <w:hyperlink r:id="rId54">
-        <w:r>
-          <w:rPr>
-            <w:lang w:val="fr_FR" w:bidi="fr_FR"/>
-          </w:rPr>
-          <w:rPr>
-            <w:color w:val="0000EE"/>
-            <w:u w:val="single"/>
-          </w:rPr>
-          <w:t>12.1–3</w:t>
-        </w:r>
-      </w:hyperlink>
+      <w:r>
+        <w:rPr>
+          <w:lang w:val="fr_FR" w:bidi="fr_FR"/>
+        </w:rPr>
+        <w:t>12.1–3</w:t>
+      </w:r>
       <w:r>
         <w:rPr>
           <w:lang w:val="fr_FR" w:bidi="fr_FR"/>
@@ -1356,54 +1080,36 @@
         </w:rPr>
         <w:t>Il est important d'interpréter la littérature apocalyptique en fonction de l'intention qui se trouve derrière son imagerie. Quelles sont la réalité et la vérité derrière les images ? Le cadre littéraire et l'arrière-plan historique d'un passage doivent être examinés afin d'en interpréter correctement le symbolisme. Parfois, les notions nécessaires à l'interprétation de l'imagerie se trouvent dans le texte (</w:t>
       </w:r>
-      <w:hyperlink r:id="rId55">
-        <w:r>
-          <w:rPr>
-            <w:lang w:val="fr_FR" w:bidi="fr_FR"/>
-          </w:rPr>
-          <w:rPr>
-            <w:color w:val="0000EE"/>
-            <w:u w:val="single"/>
-          </w:rPr>
-          <w:t>7.1–14</w:t>
-        </w:r>
-      </w:hyperlink>
+      <w:r>
+        <w:rPr>
+          <w:lang w:val="fr_FR" w:bidi="fr_FR"/>
+        </w:rPr>
+        <w:t>7.1–14</w:t>
+      </w:r>
       <w:r>
         <w:rPr>
           <w:lang w:val="fr_FR" w:bidi="fr_FR"/>
         </w:rPr>
         <w:t xml:space="preserve">, </w:t>
       </w:r>
-      <w:hyperlink r:id="rId56">
-        <w:r>
-          <w:rPr>
-            <w:lang w:val="fr_FR" w:bidi="fr_FR"/>
-          </w:rPr>
-          <w:rPr>
-            <w:color w:val="0000EE"/>
-            <w:u w:val="single"/>
-          </w:rPr>
-          <w:t>16–17</w:t>
-        </w:r>
-      </w:hyperlink>
+      <w:r>
+        <w:rPr>
+          <w:lang w:val="fr_FR" w:bidi="fr_FR"/>
+        </w:rPr>
+        <w:t>16–17</w:t>
+      </w:r>
       <w:r>
         <w:rPr>
           <w:lang w:val="fr_FR" w:bidi="fr_FR"/>
         </w:rPr>
         <w:t xml:space="preserve">, </w:t>
       </w:r>
-      <w:hyperlink r:id="rId57">
-        <w:r>
-          <w:rPr>
-            <w:lang w:val="fr_FR" w:bidi="fr_FR"/>
-          </w:rPr>
-          <w:rPr>
-            <w:color w:val="0000EE"/>
-            <w:u w:val="single"/>
-          </w:rPr>
-          <w:t>23–25</w:t>
-        </w:r>
-      </w:hyperlink>
+      <w:r>
+        <w:rPr>
+          <w:lang w:val="fr_FR" w:bidi="fr_FR"/>
+        </w:rPr>
+        <w:t>23–25</w:t>
+      </w:r>
       <w:r>
         <w:rPr>
           <w:lang w:val="fr_FR" w:bidi="fr_FR"/>
@@ -1460,594 +1166,396 @@
         </w:rPr>
         <w:t>Le thème principal du livre de Daniel est la souveraineté de Dieu : il accomplira ses objectifs pour l'humanité et la création entière. L'Histoire marche inexorablement vers le royaume de Dieu, dans lequel sa souveraineté sera pleinement réalisée. Dieu juge et sauve son peuple, dirige l'Histoire à l'échelle universelle selon son bon plaisir, et élève ou fait tomber les royaumes païens et les rois. Il décide du moment où se conclura l'exil (</w:t>
       </w:r>
-      <w:hyperlink r:id="rId58">
-        <w:r>
-          <w:rPr>
-            <w:lang w:val="fr_FR" w:bidi="fr_FR"/>
-          </w:rPr>
-          <w:rPr>
-            <w:color w:val="0000EE"/>
-            <w:u w:val="single"/>
-          </w:rPr>
-          <w:t>9.18–19</w:t>
-        </w:r>
-      </w:hyperlink>
+      <w:r>
+        <w:rPr>
+          <w:lang w:val="fr_FR" w:bidi="fr_FR"/>
+        </w:rPr>
+        <w:t>9.18–19</w:t>
+      </w:r>
       <w:r>
         <w:rPr>
           <w:lang w:val="fr_FR" w:bidi="fr_FR"/>
         </w:rPr>
         <w:t>), et il vainc et contrôle les puissances du mal (</w:t>
       </w:r>
-      <w:hyperlink r:id="rId59">
-        <w:r>
-          <w:rPr>
-            <w:lang w:val="fr_FR" w:bidi="fr_FR"/>
-          </w:rPr>
-          <w:rPr>
-            <w:color w:val="0000EE"/>
-            <w:u w:val="single"/>
-          </w:rPr>
-          <w:t>4.30</w:t>
-        </w:r>
-      </w:hyperlink>
+      <w:r>
+        <w:rPr>
+          <w:lang w:val="fr_FR" w:bidi="fr_FR"/>
+        </w:rPr>
+        <w:t>4.30</w:t>
+      </w:r>
       <w:r>
         <w:rPr>
           <w:lang w:val="fr_FR" w:bidi="fr_FR"/>
         </w:rPr>
         <w:t xml:space="preserve">, </w:t>
       </w:r>
-      <w:hyperlink r:id="rId60">
-        <w:r>
-          <w:rPr>
-            <w:lang w:val="fr_FR" w:bidi="fr_FR"/>
-          </w:rPr>
-          <w:rPr>
-            <w:color w:val="0000EE"/>
-            <w:u w:val="single"/>
-          </w:rPr>
-          <w:t>32</w:t>
-        </w:r>
-      </w:hyperlink>
+      <w:r>
+        <w:rPr>
+          <w:lang w:val="fr_FR" w:bidi="fr_FR"/>
+        </w:rPr>
+        <w:t>32</w:t>
+      </w:r>
       <w:r>
         <w:rPr>
           <w:lang w:val="fr_FR" w:bidi="fr_FR"/>
         </w:rPr>
         <w:t xml:space="preserve"> ; </w:t>
       </w:r>
-      <w:hyperlink r:id="rId61">
-        <w:r>
-          <w:rPr>
-            <w:lang w:val="fr_FR" w:bidi="fr_FR"/>
-          </w:rPr>
-          <w:rPr>
-            <w:color w:val="0000EE"/>
-            <w:u w:val="single"/>
-          </w:rPr>
-          <w:t>7.8</w:t>
-        </w:r>
-      </w:hyperlink>
+      <w:r>
+        <w:rPr>
+          <w:lang w:val="fr_FR" w:bidi="fr_FR"/>
+        </w:rPr>
+        <w:t>7.8</w:t>
+      </w:r>
       <w:r>
         <w:rPr>
           <w:lang w:val="fr_FR" w:bidi="fr_FR"/>
         </w:rPr>
         <w:t xml:space="preserve">, </w:t>
       </w:r>
-      <w:hyperlink r:id="rId62">
-        <w:r>
-          <w:rPr>
-            <w:lang w:val="fr_FR" w:bidi="fr_FR"/>
-          </w:rPr>
-          <w:rPr>
-            <w:color w:val="0000EE"/>
-            <w:u w:val="single"/>
-          </w:rPr>
-          <w:t>20–21</w:t>
-        </w:r>
-      </w:hyperlink>
+      <w:r>
+        <w:rPr>
+          <w:lang w:val="fr_FR" w:bidi="fr_FR"/>
+        </w:rPr>
+        <w:t>20–21</w:t>
+      </w:r>
       <w:r>
         <w:rPr>
           <w:lang w:val="fr_FR" w:bidi="fr_FR"/>
         </w:rPr>
         <w:t xml:space="preserve"> ; </w:t>
       </w:r>
-      <w:hyperlink r:id="rId63">
-        <w:r>
-          <w:rPr>
-            <w:lang w:val="fr_FR" w:bidi="fr_FR"/>
-          </w:rPr>
-          <w:rPr>
-            <w:color w:val="0000EE"/>
-            <w:u w:val="single"/>
-          </w:rPr>
-          <w:t>10.13</w:t>
-        </w:r>
-      </w:hyperlink>
+      <w:r>
+        <w:rPr>
+          <w:lang w:val="fr_FR" w:bidi="fr_FR"/>
+        </w:rPr>
+        <w:t>10.13</w:t>
+      </w:r>
       <w:r>
         <w:rPr>
           <w:lang w:val="fr_FR" w:bidi="fr_FR"/>
         </w:rPr>
         <w:t xml:space="preserve"> ; </w:t>
       </w:r>
-      <w:hyperlink r:id="rId64">
-        <w:r>
-          <w:rPr>
-            <w:lang w:val="fr_FR" w:bidi="fr_FR"/>
-          </w:rPr>
-          <w:rPr>
-            <w:color w:val="0000EE"/>
-            <w:u w:val="single"/>
-          </w:rPr>
-          <w:t>11.28</w:t>
-        </w:r>
-      </w:hyperlink>
+      <w:r>
+        <w:rPr>
+          <w:lang w:val="fr_FR" w:bidi="fr_FR"/>
+        </w:rPr>
+        <w:t>11.28</w:t>
+      </w:r>
       <w:r>
         <w:rPr>
           <w:lang w:val="fr_FR" w:bidi="fr_FR"/>
         </w:rPr>
         <w:t xml:space="preserve">, </w:t>
       </w:r>
-      <w:hyperlink r:id="rId65">
-        <w:r>
-          <w:rPr>
-            <w:lang w:val="fr_FR" w:bidi="fr_FR"/>
-          </w:rPr>
-          <w:rPr>
-            <w:color w:val="0000EE"/>
-            <w:u w:val="single"/>
-          </w:rPr>
-          <w:t>30–32</w:t>
-        </w:r>
-      </w:hyperlink>
+      <w:r>
+        <w:rPr>
+          <w:lang w:val="fr_FR" w:bidi="fr_FR"/>
+        </w:rPr>
+        <w:t>30–32</w:t>
+      </w:r>
       <w:r>
         <w:rPr>
           <w:lang w:val="fr_FR" w:bidi="fr_FR"/>
         </w:rPr>
         <w:t>). Les puissances célestes s'inclinent devant lui (</w:t>
       </w:r>
-      <w:hyperlink r:id="rId66">
-        <w:r>
-          <w:rPr>
-            <w:lang w:val="fr_FR" w:bidi="fr_FR"/>
-          </w:rPr>
-          <w:rPr>
-            <w:color w:val="0000EE"/>
-            <w:u w:val="single"/>
-          </w:rPr>
-          <w:t>3.28</w:t>
-        </w:r>
-      </w:hyperlink>
+      <w:r>
+        <w:rPr>
+          <w:lang w:val="fr_FR" w:bidi="fr_FR"/>
+        </w:rPr>
+        <w:t>3.28</w:t>
+      </w:r>
       <w:r>
         <w:rPr>
           <w:lang w:val="fr_FR" w:bidi="fr_FR"/>
         </w:rPr>
         <w:t xml:space="preserve"> ; </w:t>
       </w:r>
-      <w:hyperlink r:id="rId67">
-        <w:r>
-          <w:rPr>
-            <w:lang w:val="fr_FR" w:bidi="fr_FR"/>
-          </w:rPr>
-          <w:rPr>
-            <w:color w:val="0000EE"/>
-            <w:u w:val="single"/>
-          </w:rPr>
-          <w:t>4.23</w:t>
-        </w:r>
-      </w:hyperlink>
+      <w:r>
+        <w:rPr>
+          <w:lang w:val="fr_FR" w:bidi="fr_FR"/>
+        </w:rPr>
+        <w:t>4.23</w:t>
+      </w:r>
       <w:r>
         <w:rPr>
           <w:lang w:val="fr_FR" w:bidi="fr_FR"/>
         </w:rPr>
         <w:t xml:space="preserve">, </w:t>
       </w:r>
-      <w:hyperlink r:id="rId68">
-        <w:r>
-          <w:rPr>
-            <w:lang w:val="fr_FR" w:bidi="fr_FR"/>
-          </w:rPr>
-          <w:rPr>
-            <w:color w:val="0000EE"/>
-            <w:u w:val="single"/>
-          </w:rPr>
-          <w:t>35</w:t>
-        </w:r>
-      </w:hyperlink>
+      <w:r>
+        <w:rPr>
+          <w:lang w:val="fr_FR" w:bidi="fr_FR"/>
+        </w:rPr>
+        <w:t>35</w:t>
+      </w:r>
       <w:r>
         <w:rPr>
           <w:lang w:val="fr_FR" w:bidi="fr_FR"/>
         </w:rPr>
         <w:t xml:space="preserve"> ; </w:t>
       </w:r>
-      <w:hyperlink r:id="rId69">
-        <w:r>
-          <w:rPr>
-            <w:lang w:val="fr_FR" w:bidi="fr_FR"/>
-          </w:rPr>
-          <w:rPr>
-            <w:color w:val="0000EE"/>
-            <w:u w:val="single"/>
-          </w:rPr>
-          <w:t>5.5</w:t>
-        </w:r>
-      </w:hyperlink>
+      <w:r>
+        <w:rPr>
+          <w:lang w:val="fr_FR" w:bidi="fr_FR"/>
+        </w:rPr>
+        <w:t>5.5</w:t>
+      </w:r>
       <w:r>
         <w:rPr>
           <w:lang w:val="fr_FR" w:bidi="fr_FR"/>
         </w:rPr>
         <w:t xml:space="preserve"> ; </w:t>
       </w:r>
-      <w:hyperlink r:id="rId70">
-        <w:r>
-          <w:rPr>
-            <w:lang w:val="fr_FR" w:bidi="fr_FR"/>
-          </w:rPr>
-          <w:rPr>
-            <w:color w:val="0000EE"/>
-            <w:u w:val="single"/>
-          </w:rPr>
-          <w:t>6.21</w:t>
-        </w:r>
-      </w:hyperlink>
+      <w:r>
+        <w:rPr>
+          <w:lang w:val="fr_FR" w:bidi="fr_FR"/>
+        </w:rPr>
+        <w:t>6.21</w:t>
+      </w:r>
       <w:r>
         <w:rPr>
           <w:lang w:val="fr_FR" w:bidi="fr_FR"/>
         </w:rPr>
         <w:t xml:space="preserve"> ; </w:t>
       </w:r>
-      <w:hyperlink r:id="rId71">
-        <w:r>
-          <w:rPr>
-            <w:lang w:val="fr_FR" w:bidi="fr_FR"/>
-          </w:rPr>
-          <w:rPr>
-            <w:color w:val="0000EE"/>
-            <w:u w:val="single"/>
-          </w:rPr>
-          <w:t>8.16</w:t>
-        </w:r>
-      </w:hyperlink>
+      <w:r>
+        <w:rPr>
+          <w:lang w:val="fr_FR" w:bidi="fr_FR"/>
+        </w:rPr>
+        <w:t>8.16</w:t>
+      </w:r>
       <w:r>
         <w:rPr>
           <w:lang w:val="fr_FR" w:bidi="fr_FR"/>
         </w:rPr>
         <w:t xml:space="preserve"> ; </w:t>
       </w:r>
-      <w:hyperlink r:id="rId72">
-        <w:r>
-          <w:rPr>
-            <w:lang w:val="fr_FR" w:bidi="fr_FR"/>
-          </w:rPr>
-          <w:rPr>
-            <w:color w:val="0000EE"/>
-            <w:u w:val="single"/>
-          </w:rPr>
-          <w:t>9.21</w:t>
-        </w:r>
-      </w:hyperlink>
+      <w:r>
+        <w:rPr>
+          <w:lang w:val="fr_FR" w:bidi="fr_FR"/>
+        </w:rPr>
+        <w:t>9.21</w:t>
+      </w:r>
       <w:r>
         <w:rPr>
           <w:lang w:val="fr_FR" w:bidi="fr_FR"/>
         </w:rPr>
         <w:t xml:space="preserve"> ; </w:t>
       </w:r>
-      <w:hyperlink r:id="rId73">
-        <w:r>
-          <w:rPr>
-            <w:lang w:val="fr_FR" w:bidi="fr_FR"/>
-          </w:rPr>
-          <w:rPr>
-            <w:color w:val="0000EE"/>
-            <w:u w:val="single"/>
-          </w:rPr>
-          <w:t>10.5</w:t>
-        </w:r>
-      </w:hyperlink>
+      <w:r>
+        <w:rPr>
+          <w:lang w:val="fr_FR" w:bidi="fr_FR"/>
+        </w:rPr>
+        <w:t>10.5</w:t>
+      </w:r>
       <w:r>
         <w:rPr>
           <w:lang w:val="fr_FR" w:bidi="fr_FR"/>
         </w:rPr>
         <w:t xml:space="preserve">, </w:t>
       </w:r>
-      <w:hyperlink r:id="rId63">
-        <w:r>
-          <w:rPr>
-            <w:lang w:val="fr_FR" w:bidi="fr_FR"/>
-          </w:rPr>
-          <w:rPr>
-            <w:color w:val="0000EE"/>
-            <w:u w:val="single"/>
-          </w:rPr>
-          <w:t>13</w:t>
-        </w:r>
-      </w:hyperlink>
+      <w:r>
+        <w:rPr>
+          <w:lang w:val="fr_FR" w:bidi="fr_FR"/>
+        </w:rPr>
+        <w:t>13</w:t>
+      </w:r>
       <w:r>
         <w:rPr>
           <w:lang w:val="fr_FR" w:bidi="fr_FR"/>
         </w:rPr>
         <w:t xml:space="preserve"> ; </w:t>
       </w:r>
-      <w:hyperlink r:id="rId74">
-        <w:r>
-          <w:rPr>
-            <w:lang w:val="fr_FR" w:bidi="fr_FR"/>
-          </w:rPr>
-          <w:rPr>
-            <w:color w:val="0000EE"/>
-            <w:u w:val="single"/>
-          </w:rPr>
-          <w:t>12.1</w:t>
-        </w:r>
-      </w:hyperlink>
+      <w:r>
+        <w:rPr>
+          <w:lang w:val="fr_FR" w:bidi="fr_FR"/>
+        </w:rPr>
+        <w:t>12.1</w:t>
+      </w:r>
       <w:r>
         <w:rPr>
           <w:lang w:val="fr_FR" w:bidi="fr_FR"/>
         </w:rPr>
         <w:t>), et il a le pouvoir de ressusciter les morts (</w:t>
       </w:r>
-      <w:hyperlink r:id="rId54">
-        <w:r>
-          <w:rPr>
-            <w:lang w:val="fr_FR" w:bidi="fr_FR"/>
-          </w:rPr>
-          <w:rPr>
-            <w:color w:val="0000EE"/>
-            <w:u w:val="single"/>
-          </w:rPr>
-          <w:t>12.1–3</w:t>
-        </w:r>
-      </w:hyperlink>
+      <w:r>
+        <w:rPr>
+          <w:lang w:val="fr_FR" w:bidi="fr_FR"/>
+        </w:rPr>
+        <w:t>12.1–3</w:t>
+      </w:r>
       <w:r>
         <w:rPr>
           <w:lang w:val="fr_FR" w:bidi="fr_FR"/>
         </w:rPr>
         <w:t>). Sa sagesse commande toutes choses (</w:t>
       </w:r>
-      <w:hyperlink r:id="rId75">
-        <w:r>
-          <w:rPr>
-            <w:lang w:val="fr_FR" w:bidi="fr_FR"/>
-          </w:rPr>
-          <w:rPr>
-            <w:color w:val="0000EE"/>
-            <w:u w:val="single"/>
-          </w:rPr>
-          <w:t>3.18</w:t>
-        </w:r>
-      </w:hyperlink>
+      <w:r>
+        <w:rPr>
+          <w:lang w:val="fr_FR" w:bidi="fr_FR"/>
+        </w:rPr>
+        <w:t>3.18</w:t>
+      </w:r>
       <w:r>
         <w:rPr>
           <w:lang w:val="fr_FR" w:bidi="fr_FR"/>
         </w:rPr>
         <w:t xml:space="preserve"> ; </w:t>
       </w:r>
-      <w:hyperlink r:id="rId76">
-        <w:r>
-          <w:rPr>
-            <w:lang w:val="fr_FR" w:bidi="fr_FR"/>
-          </w:rPr>
-          <w:rPr>
-            <w:color w:val="0000EE"/>
-            <w:u w:val="single"/>
-          </w:rPr>
-          <w:t>11.35</w:t>
-        </w:r>
-      </w:hyperlink>
+      <w:r>
+        <w:rPr>
+          <w:lang w:val="fr_FR" w:bidi="fr_FR"/>
+        </w:rPr>
+        <w:t>11.35</w:t>
+      </w:r>
       <w:r>
         <w:rPr>
           <w:lang w:val="fr_FR" w:bidi="fr_FR"/>
         </w:rPr>
         <w:t>). Il choisit et approuve ceux qui sont bien-aimés et possèdent une haute valeur à ses yeux (</w:t>
       </w:r>
-      <w:hyperlink r:id="rId77">
-        <w:r>
-          <w:rPr>
-            <w:lang w:val="fr_FR" w:bidi="fr_FR"/>
-          </w:rPr>
-          <w:rPr>
-            <w:color w:val="0000EE"/>
-            <w:u w:val="single"/>
-          </w:rPr>
-          <w:t>9.23</w:t>
-        </w:r>
-      </w:hyperlink>
+      <w:r>
+        <w:rPr>
+          <w:lang w:val="fr_FR" w:bidi="fr_FR"/>
+        </w:rPr>
+        <w:t>9.23</w:t>
+      </w:r>
       <w:r>
         <w:rPr>
           <w:lang w:val="fr_FR" w:bidi="fr_FR"/>
         </w:rPr>
         <w:t xml:space="preserve"> ; </w:t>
       </w:r>
-      <w:hyperlink r:id="rId78">
-        <w:r>
-          <w:rPr>
-            <w:lang w:val="fr_FR" w:bidi="fr_FR"/>
-          </w:rPr>
-          <w:rPr>
-            <w:color w:val="0000EE"/>
-            <w:u w:val="single"/>
-          </w:rPr>
-          <w:t>10.11</w:t>
-        </w:r>
-      </w:hyperlink>
+      <w:r>
+        <w:rPr>
+          <w:lang w:val="fr_FR" w:bidi="fr_FR"/>
+        </w:rPr>
+        <w:t>10.11</w:t>
+      </w:r>
       <w:r>
         <w:rPr>
           <w:lang w:val="fr_FR" w:bidi="fr_FR"/>
         </w:rPr>
         <w:t xml:space="preserve">, </w:t>
       </w:r>
-      <w:hyperlink r:id="rId79">
-        <w:r>
-          <w:rPr>
-            <w:lang w:val="fr_FR" w:bidi="fr_FR"/>
-          </w:rPr>
-          <w:rPr>
-            <w:color w:val="0000EE"/>
-            <w:u w:val="single"/>
-          </w:rPr>
-          <w:t>19</w:t>
-        </w:r>
-      </w:hyperlink>
+      <w:r>
+        <w:rPr>
+          <w:lang w:val="fr_FR" w:bidi="fr_FR"/>
+        </w:rPr>
+        <w:t>19</w:t>
+      </w:r>
       <w:r>
         <w:rPr>
           <w:lang w:val="fr_FR" w:bidi="fr_FR"/>
         </w:rPr>
         <w:t>). Dieu établit son Royaume sur toute la terre pour l'éternité, et son peuple régnera sur elle avec son Roi, le Fils de l'homme (</w:t>
       </w:r>
-      <w:hyperlink r:id="rId80">
-        <w:r>
-          <w:rPr>
-            <w:lang w:val="fr_FR" w:bidi="fr_FR"/>
-          </w:rPr>
-          <w:rPr>
-            <w:color w:val="0000EE"/>
-            <w:u w:val="single"/>
-          </w:rPr>
-          <w:t>7.13</w:t>
-        </w:r>
-      </w:hyperlink>
+      <w:r>
+        <w:rPr>
+          <w:lang w:val="fr_FR" w:bidi="fr_FR"/>
+        </w:rPr>
+        <w:t>7.13</w:t>
+      </w:r>
       <w:r>
         <w:rPr>
           <w:lang w:val="fr_FR" w:bidi="fr_FR"/>
         </w:rPr>
         <w:t xml:space="preserve">, </w:t>
       </w:r>
-      <w:hyperlink r:id="rId81">
-        <w:r>
-          <w:rPr>
-            <w:lang w:val="fr_FR" w:bidi="fr_FR"/>
-          </w:rPr>
-          <w:rPr>
-            <w:color w:val="0000EE"/>
-            <w:u w:val="single"/>
-          </w:rPr>
-          <w:t>22</w:t>
-        </w:r>
-      </w:hyperlink>
+      <w:r>
+        <w:rPr>
+          <w:lang w:val="fr_FR" w:bidi="fr_FR"/>
+        </w:rPr>
+        <w:t>22</w:t>
+      </w:r>
       <w:r>
         <w:rPr>
           <w:lang w:val="fr_FR" w:bidi="fr_FR"/>
         </w:rPr>
         <w:t xml:space="preserve"> ; voir </w:t>
       </w:r>
-      <w:hyperlink r:id="rId82">
-        <w:r>
-          <w:rPr>
-            <w:lang w:val="fr_FR" w:bidi="fr_FR"/>
-          </w:rPr>
-          <w:rPr>
-            <w:color w:val="0000EE"/>
-            <w:u w:val="single"/>
-          </w:rPr>
-          <w:t>Ps 110.1</w:t>
-        </w:r>
-      </w:hyperlink>
+      <w:r>
+        <w:rPr>
+          <w:lang w:val="fr_FR" w:bidi="fr_FR"/>
+        </w:rPr>
+        <w:t>Ps 110.1</w:t>
+      </w:r>
       <w:r>
         <w:rPr>
           <w:lang w:val="fr_FR" w:bidi="fr_FR"/>
         </w:rPr>
         <w:t xml:space="preserve"> ; </w:t>
       </w:r>
-      <w:hyperlink r:id="rId83">
-        <w:r>
-          <w:rPr>
-            <w:lang w:val="fr_FR" w:bidi="fr_FR"/>
-          </w:rPr>
-          <w:rPr>
-            <w:color w:val="0000EE"/>
-            <w:u w:val="single"/>
-          </w:rPr>
-          <w:t>Mt 24.27–44</w:t>
-        </w:r>
-      </w:hyperlink>
+      <w:r>
+        <w:rPr>
+          <w:lang w:val="fr_FR" w:bidi="fr_FR"/>
+        </w:rPr>
+        <w:t>Mt 24.27–44</w:t>
+      </w:r>
       <w:r>
         <w:rPr>
           <w:lang w:val="fr_FR" w:bidi="fr_FR"/>
         </w:rPr>
         <w:t xml:space="preserve"> ; </w:t>
       </w:r>
-      <w:hyperlink r:id="rId84">
-        <w:r>
-          <w:rPr>
-            <w:lang w:val="fr_FR" w:bidi="fr_FR"/>
-          </w:rPr>
-          <w:rPr>
-            <w:color w:val="0000EE"/>
-            <w:u w:val="single"/>
-          </w:rPr>
-          <w:t>25.31</w:t>
-        </w:r>
-      </w:hyperlink>
+      <w:r>
+        <w:rPr>
+          <w:lang w:val="fr_FR" w:bidi="fr_FR"/>
+        </w:rPr>
+        <w:t>25.31</w:t>
+      </w:r>
       <w:r>
         <w:rPr>
           <w:lang w:val="fr_FR" w:bidi="fr_FR"/>
         </w:rPr>
         <w:t xml:space="preserve"> ; </w:t>
       </w:r>
-      <w:hyperlink r:id="rId85">
-        <w:r>
-          <w:rPr>
-            <w:lang w:val="fr_FR" w:bidi="fr_FR"/>
-          </w:rPr>
-          <w:rPr>
-            <w:color w:val="0000EE"/>
-            <w:u w:val="single"/>
-          </w:rPr>
-          <w:t>26.2</w:t>
-        </w:r>
-      </w:hyperlink>
+      <w:r>
+        <w:rPr>
+          <w:lang w:val="fr_FR" w:bidi="fr_FR"/>
+        </w:rPr>
+        <w:t>26.2</w:t>
+      </w:r>
       <w:r>
         <w:rPr>
           <w:lang w:val="fr_FR" w:bidi="fr_FR"/>
         </w:rPr>
         <w:t xml:space="preserve">, </w:t>
       </w:r>
-      <w:hyperlink r:id="rId86">
-        <w:r>
-          <w:rPr>
-            <w:lang w:val="fr_FR" w:bidi="fr_FR"/>
-          </w:rPr>
-          <w:rPr>
-            <w:color w:val="0000EE"/>
-            <w:u w:val="single"/>
-          </w:rPr>
-          <w:t>64</w:t>
-        </w:r>
-      </w:hyperlink>
+      <w:r>
+        <w:rPr>
+          <w:lang w:val="fr_FR" w:bidi="fr_FR"/>
+        </w:rPr>
+        <w:t>64</w:t>
+      </w:r>
       <w:r>
         <w:rPr>
           <w:lang w:val="fr_FR" w:bidi="fr_FR"/>
         </w:rPr>
         <w:t xml:space="preserve"> ; </w:t>
       </w:r>
-      <w:hyperlink r:id="rId87">
-        <w:r>
-          <w:rPr>
-            <w:lang w:val="fr_FR" w:bidi="fr_FR"/>
-          </w:rPr>
-          <w:rPr>
-            <w:color w:val="0000EE"/>
-            <w:u w:val="single"/>
-          </w:rPr>
-          <w:t>Mc 14.62</w:t>
-        </w:r>
-      </w:hyperlink>
+      <w:r>
+        <w:rPr>
+          <w:lang w:val="fr_FR" w:bidi="fr_FR"/>
+        </w:rPr>
+        <w:t>Mc 14.62</w:t>
+      </w:r>
       <w:r>
         <w:rPr>
           <w:lang w:val="fr_FR" w:bidi="fr_FR"/>
         </w:rPr>
         <w:t xml:space="preserve"> ; </w:t>
       </w:r>
-      <w:hyperlink r:id="rId88">
-        <w:r>
-          <w:rPr>
-            <w:lang w:val="fr_FR" w:bidi="fr_FR"/>
-          </w:rPr>
-          <w:rPr>
-            <w:color w:val="0000EE"/>
-            <w:u w:val="single"/>
-          </w:rPr>
-          <w:t>Ap 1.7</w:t>
-        </w:r>
-      </w:hyperlink>
+      <w:r>
+        <w:rPr>
+          <w:lang w:val="fr_FR" w:bidi="fr_FR"/>
+        </w:rPr>
+        <w:t>Ap 1.7</w:t>
+      </w:r>
       <w:r>
         <w:rPr>
           <w:lang w:val="fr_FR" w:bidi="fr_FR"/>
